--- a/output/paper/Project_Proposal.docx
+++ b/output/paper/Project_Proposal.docx
@@ -1123,7 +1123,7 @@
           <w:sz w:val="24"/>
           <w:szCs w:val="24"/>
         </w:rPr>
-        <w:t xml:space="preserve">Digital images are relied upon as records, yet the formats they are stored in protect nothing about their content. Passive forensic detectors can indicate that a region was altered but cannot restore what was destroyed, and their learned instances need annotated corpora and accelerator hardware. This project will develop the active alternative: a deterministic, training-free self-embedding fragile watermarking system. The image will be partitioned into 8×8 blocks, and the two least-significant bit-planes of each block will carry a 32-bit keyed authentication tag computed over that block’s six most-significant bit-planes, together with a 96-bit compressed recovery descriptor of a spatially distant partner block chosen by a key-seeded permutation. Verification will recompute each tag to localize tampering at block granularity, rebuild flagged blocks from surviving partners, and mark the remainder explicitly unrecoverable rather than fabricating content. The system will be evaluated across four tamper classes and three tamper ratios, reporting imperceptibility, localization and recovery together.</w:t>
+        <w:t xml:space="preserve">Digital images are relied upon as records, yet the formats they are stored in protect nothing about their content. Passive forensic detectors can indicate that a region was altered but cannot restore what was destroyed, and their learned instances need annotated corpora and accelerator hardware. This project will develop the active alternative: a deterministic, training-free self-embedding fragile watermarking system. The image will be partitioned into 8×8 blocks, and the two least-significant bit-planes of each block will carry a 32-bit keyed authentication tag computed over that block’s six most-significant bit-planes, together with a 96-bit compressed recovery descriptor of a spatially distant partner block chosen by a key-seeded permutation. Verification will recompute each tag to localize tampering at block granularity, rebuild flagged blocks from surviving partners, and mark the remainder explicitly unrecoverable rather than fabricating content. The system will be evaluated across four tamper classes and seven tamper ratios, reporting imperceptibility, localization and recovery together.</w:t>
       </w:r>
     </w:p>
     <w:p>
@@ -2614,7 +2614,7 @@
           <w:sz w:val="24"/>
           <w:szCs w:val="24"/>
         </w:rPr>
-        <w:t xml:space="preserve">To localize region-level tampering at block granularity with block-level recall of 1.0 across four distinct tamper classes and three tamper ratios.</w:t>
+        <w:t xml:space="preserve">To localize region-level tampering at block granularity with block-level recall of 1.0 across four distinct tamper classes and seven tamper ratios.</w:t>
       </w:r>
     </w:p>
     <w:p>
@@ -2747,7 +2747,7 @@
           <w:sz w:val="24"/>
           <w:szCs w:val="24"/>
         </w:rPr>
-        <w:t xml:space="preserve"> Still images, greyscale and three-channel colour, at 8 bits per channel, stored in lossless containers (PNG, BMP, TIFF). Block sizes 8 and 4, so that the resolution against payload trade-off can be measured rather than asserted. Two recovery descriptor designs to be evaluated against each other. Four tamper classes — copy-paste splicing, object removal by inpainting, crop-and-refill, and random block corruption — at three tamper ratios. A fixed 32-image evaluation corpus, every file pinned by SHA-256 so the corpus reproduces byte for byte. A local web application and a demonstration interface over the same pipeline.</w:t>
+        <w:t xml:space="preserve"> Still images, greyscale and three-channel colour, at 8 bits per channel, stored in lossless containers (PNG, BMP, TIFF). Block sizes 8 and 4, so that the resolution against payload trade-off can be measured rather than asserted. Two recovery descriptor designs to be evaluated against each other. Four tamper classes — copy-paste splicing, object removal by inpainting, crop-and-refill, and random block corruption — at seven tamper ratios. A fixed 32-image evaluation corpus, every file pinned by SHA-256 so the corpus reproduces byte for byte. A local web application and a demonstration interface over the same pipeline.</w:t>
       </w:r>
     </w:p>
     <w:p>
